--- a/电子系田径纪录/电子系田径记录.docx
+++ b/电子系田径纪录/电子系田径记录.docx
@@ -1,8 +1,14 @@
 
 <file path=word/document.xml><?xml version="1.0" encoding="utf-8"?>
-<w:document xmlns:wpc="http://schemas.microsoft.com/office/word/2010/wordprocessingCanvas" xmlns:cx="http://schemas.microsoft.com/office/drawing/2014/chartex" xmlns:cx1="http://schemas.microsoft.com/office/drawing/2015/9/8/chartex" xmlns:cx2="http://schemas.microsoft.com/office/drawing/2015/10/21/chartex" xmlns:cx3="http://schemas.microsoft.com/office/drawing/2016/5/9/chartex" xmlns:cx4="http://schemas.microsoft.com/office/drawing/2016/5/10/chartex" xmlns:cx5="http://schemas.microsoft.com/office/drawing/2016/5/11/chartex" xmlns:cx6="http://schemas.microsoft.com/office/drawing/2016/5/12/chartex" xmlns:cx7="http://schemas.microsoft.com/office/drawing/2016/5/13/chartex" xmlns:cx8="http://schemas.microsoft.com/office/drawing/2016/5/14/chartex" xmlns:mc="http://schemas.openxmlformats.org/markup-compatibility/2006" xmlns:aink="http://schemas.microsoft.com/office/drawing/2016/ink" xmlns:am3d="http://schemas.microsoft.com/office/drawing/2017/model3d" xmlns:o="urn:schemas-microsoft-com:office:office" xmlns:oel="http://schemas.microsoft.com/office/2019/extlst" xmlns:r="http://schemas.openxmlformats.org/officeDocument/2006/relationships" xmlns:m="http://schemas.openxmlformats.org/officeDocument/2006/math" xmlns:v="urn:schemas-microsoft-com:vml" xmlns:wp14="http://schemas.microsoft.com/office/word/2010/wordprocessingDrawing" xmlns:wp="http://schemas.openxmlformats.org/drawingml/2006/wordprocessingDrawing" xmlns:w10="urn:schemas-microsoft-com:office:word" xmlns:w="http://schemas.openxmlformats.org/wordprocessingml/2006/main" xmlns:w14="http://schemas.microsoft.com/office/word/2010/wordml" xmlns:w15="http://schemas.microsoft.com/office/word/2012/wordml" xmlns:w16cex="http://schemas.microsoft.com/office/word/2018/wordml/cex" xmlns:w16cid="http://schemas.microsoft.com/office/word/2016/wordml/cid" xmlns:w16="http://schemas.microsoft.com/office/word/2018/wordml" xmlns:w16du="http://schemas.microsoft.com/office/word/2023/wordml/word16du" xmlns:w16sdtdh="http://schemas.microsoft.com/office/word/2020/wordml/sdtdatahash" xmlns:w16se="http://schemas.microsoft.com/office/word/2015/wordml/symex" xmlns:wpg="http://schemas.microsoft.com/office/word/2010/wordprocessingGroup" xmlns:wpi="http://schemas.microsoft.com/office/word/2010/wordprocessingInk" xmlns:wne="http://schemas.microsoft.com/office/word/2006/wordml" xmlns:wps="http://schemas.microsoft.com/office/word/2010/wordprocessingShape" mc:Ignorable="w14 w15 w16se w16cid w16 w16cex w16sdtdh w16du wp14">
+<w:document xmlns:wpc="http://schemas.microsoft.com/office/word/2010/wordprocessingCanvas" xmlns:cx="http://schemas.microsoft.com/office/drawing/2014/chartex" xmlns:cx1="http://schemas.microsoft.com/office/drawing/2015/9/8/chartex" xmlns:cx2="http://schemas.microsoft.com/office/drawing/2015/10/21/chartex" xmlns:cx3="http://schemas.microsoft.com/office/drawing/2016/5/9/chartex" xmlns:cx4="http://schemas.microsoft.com/office/drawing/2016/5/10/chartex" xmlns:cx5="http://schemas.microsoft.com/office/drawing/2016/5/11/chartex" xmlns:cx6="http://schemas.microsoft.com/office/drawing/2016/5/12/chartex" xmlns:cx7="http://schemas.microsoft.com/office/drawing/2016/5/13/chartex" xmlns:cx8="http://schemas.microsoft.com/office/drawing/2016/5/14/chartex" xmlns:mc="http://schemas.openxmlformats.org/markup-compatibility/2006" xmlns:aink="http://schemas.microsoft.com/office/drawing/2016/ink" xmlns:am3d="http://schemas.microsoft.com/office/drawing/2017/model3d" xmlns:o="urn:schemas-microsoft-com:office:office" xmlns:oel="http://schemas.microsoft.com/office/2019/extlst" xmlns:r="http://schemas.openxmlformats.org/officeDocument/2006/relationships" xmlns:m="http://schemas.openxmlformats.org/officeDocument/2006/math" xmlns:v="urn:schemas-microsoft-com:vml" xmlns:wp14="http://schemas.microsoft.com/office/word/2010/wordprocessingDrawing" xmlns:wp="http://schemas.openxmlformats.org/drawingml/2006/wordprocessingDrawing" xmlns:w10="urn:schemas-microsoft-com:office:word" xmlns:w="http://schemas.openxmlformats.org/wordprocessingml/2006/main" xmlns:w14="http://schemas.microsoft.com/office/word/2010/wordml" xmlns:w15="http://schemas.microsoft.com/office/word/2012/wordml" xmlns:w16cex="http://schemas.microsoft.com/office/word/2018/wordml/cex" xmlns:w16cid="http://schemas.microsoft.com/office/word/2016/wordml/cid" xmlns:w16="http://schemas.microsoft.com/office/word/2018/wordml" xmlns:w16du="http://schemas.microsoft.com/office/word/2023/wordml/word16du" xmlns:w16sdtdh="http://schemas.microsoft.com/office/word/2020/wordml/sdtdatahash" xmlns:w16sdtfl="http://schemas.microsoft.com/office/word/2024/wordml/sdtformatlock" xmlns:w16se="http://schemas.microsoft.com/office/word/2015/wordml/symex" xmlns:wpg="http://schemas.microsoft.com/office/word/2010/wordprocessingGroup" xmlns:wpi="http://schemas.microsoft.com/office/word/2010/wordprocessingInk" xmlns:wne="http://schemas.microsoft.com/office/word/2006/wordml" xmlns:wps="http://schemas.microsoft.com/office/word/2010/wordprocessingShape" mc:Ignorable="w14 w15 w16se w16cid w16 w16cex w16sdtdh w16sdtfl w16du wp14">
   <w:body>
     <w:p>
+      <w:pPr>
+        <w:rPr>
+          <w:rFonts w:hint="eastAsia"/>
+        </w:rPr>
+      </w:pPr>
+      <w:bookmarkStart w:id="0" w:name="_Hlk174652618"/>
       <w:r>
         <w:rPr>
           <w:rFonts w:hint="eastAsia"/>
@@ -11,15 +17,17 @@
       </w:r>
     </w:p>
     <w:p>
+      <w:pPr>
+        <w:rPr>
+          <w:rFonts w:hint="eastAsia"/>
+        </w:rPr>
+      </w:pPr>
       <w:r>
-        <w:rPr>
-          <w:noProof/>
-        </w:rPr>
         <w:drawing>
-          <wp:inline distT="0" distB="0" distL="0" distR="0" wp14:anchorId="1D5B3415" wp14:editId="26D5853E">
-            <wp:extent cx="5274310" cy="2633980"/>
-            <wp:effectExtent l="0" t="0" r="2540" b="0"/>
-            <wp:docPr id="838036742" name="图片 1"/>
+          <wp:inline distT="0" distB="0" distL="0" distR="0" wp14:anchorId="78899245" wp14:editId="059DAE41">
+            <wp:extent cx="5274310" cy="2738120"/>
+            <wp:effectExtent l="0" t="0" r="2540" b="5080"/>
+            <wp:docPr id="1893848958" name="图片 1"/>
             <wp:cNvGraphicFramePr>
               <a:graphicFrameLocks xmlns:a="http://schemas.openxmlformats.org/drawingml/2006/main" noChangeAspect="1"/>
             </wp:cNvGraphicFramePr>
@@ -27,7 +35,7 @@
               <a:graphicData uri="http://schemas.openxmlformats.org/drawingml/2006/picture">
                 <pic:pic xmlns:pic="http://schemas.openxmlformats.org/drawingml/2006/picture">
                   <pic:nvPicPr>
-                    <pic:cNvPr id="838036742" name=""/>
+                    <pic:cNvPr id="1893848958" name=""/>
                     <pic:cNvPicPr/>
                   </pic:nvPicPr>
                   <pic:blipFill>
@@ -39,7 +47,7 @@
                   <pic:spPr>
                     <a:xfrm>
                       <a:off x="0" y="0"/>
-                      <a:ext cx="5274310" cy="2633980"/>
+                      <a:ext cx="5274310" cy="2738120"/>
                     </a:xfrm>
                     <a:prstGeom prst="rect">
                       <a:avLst/>
@@ -51,15 +59,32 @@
           </wp:inline>
         </w:drawing>
       </w:r>
+    </w:p>
+    <w:p>
+      <w:pPr>
+        <w:rPr>
+          <w:rFonts w:hint="eastAsia"/>
+        </w:rPr>
+      </w:pPr>
       <w:r>
         <w:rPr>
-          <w:noProof/>
-        </w:rPr>
+          <w:rFonts w:hint="eastAsia"/>
+        </w:rPr>
+        <w:t>女子</w:t>
+      </w:r>
+    </w:p>
+    <w:p>
+      <w:pPr>
+        <w:rPr>
+          <w:rFonts w:hint="eastAsia"/>
+        </w:rPr>
+      </w:pPr>
+      <w:r>
         <w:drawing>
-          <wp:inline distT="0" distB="0" distL="0" distR="0" wp14:anchorId="7E88E660" wp14:editId="076E587E">
-            <wp:extent cx="5274310" cy="2613025"/>
+          <wp:inline distT="0" distB="0" distL="0" distR="0" wp14:anchorId="47E41F76" wp14:editId="7F2D459C">
+            <wp:extent cx="5274310" cy="2708275"/>
             <wp:effectExtent l="0" t="0" r="2540" b="0"/>
-            <wp:docPr id="2" name="图片 2"/>
+            <wp:docPr id="2099536850" name="图片 1"/>
             <wp:cNvGraphicFramePr>
               <a:graphicFrameLocks xmlns:a="http://schemas.openxmlformats.org/drawingml/2006/main" noChangeAspect="1"/>
             </wp:cNvGraphicFramePr>
@@ -67,36 +92,23 @@
               <a:graphicData uri="http://schemas.openxmlformats.org/drawingml/2006/picture">
                 <pic:pic xmlns:pic="http://schemas.openxmlformats.org/drawingml/2006/picture">
                   <pic:nvPicPr>
-                    <pic:cNvPr id="0" name="Picture 1"/>
-                    <pic:cNvPicPr>
-                      <a:picLocks noChangeAspect="1" noChangeArrowheads="1"/>
-                    </pic:cNvPicPr>
+                    <pic:cNvPr id="2099536850" name=""/>
+                    <pic:cNvPicPr/>
                   </pic:nvPicPr>
                   <pic:blipFill>
-                    <a:blip r:embed="rId7" cstate="print">
-                      <a:extLst>
-                        <a:ext uri="{28A0092B-C50C-407E-A947-70E740481C1C}">
-                          <a14:useLocalDpi xmlns:a14="http://schemas.microsoft.com/office/drawing/2010/main" val="0"/>
-                        </a:ext>
-                      </a:extLst>
-                    </a:blip>
-                    <a:srcRect/>
+                    <a:blip r:embed="rId7"/>
                     <a:stretch>
                       <a:fillRect/>
                     </a:stretch>
                   </pic:blipFill>
-                  <pic:spPr bwMode="auto">
+                  <pic:spPr>
                     <a:xfrm>
                       <a:off x="0" y="0"/>
-                      <a:ext cx="5274310" cy="2613025"/>
+                      <a:ext cx="5274310" cy="2708275"/>
                     </a:xfrm>
                     <a:prstGeom prst="rect">
                       <a:avLst/>
                     </a:prstGeom>
-                    <a:noFill/>
-                    <a:ln>
-                      <a:noFill/>
-                    </a:ln>
                   </pic:spPr>
                 </pic:pic>
               </a:graphicData>
@@ -106,23 +118,31 @@
       </w:r>
     </w:p>
     <w:p>
+      <w:pPr>
+        <w:rPr>
+          <w:rFonts w:hint="eastAsia"/>
+        </w:rPr>
+      </w:pPr>
       <w:r>
         <w:rPr>
           <w:rFonts w:hint="eastAsia"/>
         </w:rPr>
-        <w:t>女子</w:t>
+        <w:t>混合：</w:t>
       </w:r>
     </w:p>
+    <w:bookmarkEnd w:id="0"/>
     <w:p>
+      <w:pPr>
+        <w:rPr>
+          <w:rFonts w:hint="eastAsia"/>
+        </w:rPr>
+      </w:pPr>
       <w:r>
-        <w:rPr>
-          <w:noProof/>
-        </w:rPr>
         <w:drawing>
-          <wp:inline distT="0" distB="0" distL="0" distR="0" wp14:anchorId="7500884D" wp14:editId="135D901D">
-            <wp:extent cx="5274310" cy="2669540"/>
+          <wp:inline distT="0" distB="0" distL="0" distR="0" wp14:anchorId="49E4C73C" wp14:editId="4489D08C">
+            <wp:extent cx="5274310" cy="496570"/>
             <wp:effectExtent l="0" t="0" r="2540" b="0"/>
-            <wp:docPr id="5" name="图片 5"/>
+            <wp:docPr id="1168434326" name="图片 1"/>
             <wp:cNvGraphicFramePr>
               <a:graphicFrameLocks xmlns:a="http://schemas.openxmlformats.org/drawingml/2006/main" noChangeAspect="1"/>
             </wp:cNvGraphicFramePr>
@@ -130,100 +150,23 @@
               <a:graphicData uri="http://schemas.openxmlformats.org/drawingml/2006/picture">
                 <pic:pic xmlns:pic="http://schemas.openxmlformats.org/drawingml/2006/picture">
                   <pic:nvPicPr>
-                    <pic:cNvPr id="0" name="Picture 2"/>
-                    <pic:cNvPicPr>
-                      <a:picLocks noChangeAspect="1" noChangeArrowheads="1"/>
-                    </pic:cNvPicPr>
+                    <pic:cNvPr id="1168434326" name=""/>
+                    <pic:cNvPicPr/>
                   </pic:nvPicPr>
                   <pic:blipFill>
-                    <a:blip r:embed="rId8" cstate="print">
-                      <a:extLst>
-                        <a:ext uri="{28A0092B-C50C-407E-A947-70E740481C1C}">
-                          <a14:useLocalDpi xmlns:a14="http://schemas.microsoft.com/office/drawing/2010/main" val="0"/>
-                        </a:ext>
-                      </a:extLst>
-                    </a:blip>
-                    <a:srcRect/>
+                    <a:blip r:embed="rId8"/>
                     <a:stretch>
                       <a:fillRect/>
                     </a:stretch>
                   </pic:blipFill>
-                  <pic:spPr bwMode="auto">
+                  <pic:spPr>
                     <a:xfrm>
                       <a:off x="0" y="0"/>
-                      <a:ext cx="5274310" cy="2669540"/>
+                      <a:ext cx="5274310" cy="496570"/>
                     </a:xfrm>
                     <a:prstGeom prst="rect">
                       <a:avLst/>
                     </a:prstGeom>
-                    <a:noFill/>
-                    <a:ln>
-                      <a:noFill/>
-                    </a:ln>
-                  </pic:spPr>
-                </pic:pic>
-              </a:graphicData>
-            </a:graphic>
-          </wp:inline>
-        </w:drawing>
-      </w:r>
-    </w:p>
-    <w:p>
-      <w:r>
-        <w:rPr>
-          <w:rFonts w:hint="eastAsia"/>
-        </w:rPr>
-        <w:lastRenderedPageBreak/>
-        <w:t>混合：</w:t>
-      </w:r>
-    </w:p>
-    <w:p>
-      <w:r>
-        <w:rPr>
-          <w:noProof/>
-        </w:rPr>
-        <w:drawing>
-          <wp:inline distT="0" distB="0" distL="0" distR="0" wp14:anchorId="47174FA2" wp14:editId="68655AE9">
-            <wp:extent cx="5274310" cy="713105"/>
-            <wp:effectExtent l="0" t="0" r="2540" b="0"/>
-            <wp:docPr id="6" name="图片 6"/>
-            <wp:cNvGraphicFramePr>
-              <a:graphicFrameLocks xmlns:a="http://schemas.openxmlformats.org/drawingml/2006/main" noChangeAspect="1"/>
-            </wp:cNvGraphicFramePr>
-            <a:graphic xmlns:a="http://schemas.openxmlformats.org/drawingml/2006/main">
-              <a:graphicData uri="http://schemas.openxmlformats.org/drawingml/2006/picture">
-                <pic:pic xmlns:pic="http://schemas.openxmlformats.org/drawingml/2006/picture">
-                  <pic:nvPicPr>
-                    <pic:cNvPr id="0" name="Picture 3"/>
-                    <pic:cNvPicPr>
-                      <a:picLocks noChangeAspect="1" noChangeArrowheads="1"/>
-                    </pic:cNvPicPr>
-                  </pic:nvPicPr>
-                  <pic:blipFill>
-                    <a:blip r:embed="rId9" cstate="print">
-                      <a:extLst>
-                        <a:ext uri="{28A0092B-C50C-407E-A947-70E740481C1C}">
-                          <a14:useLocalDpi xmlns:a14="http://schemas.microsoft.com/office/drawing/2010/main" val="0"/>
-                        </a:ext>
-                      </a:extLst>
-                    </a:blip>
-                    <a:srcRect/>
-                    <a:stretch>
-                      <a:fillRect/>
-                    </a:stretch>
-                  </pic:blipFill>
-                  <pic:spPr bwMode="auto">
-                    <a:xfrm>
-                      <a:off x="0" y="0"/>
-                      <a:ext cx="5274310" cy="713105"/>
-                    </a:xfrm>
-                    <a:prstGeom prst="rect">
-                      <a:avLst/>
-                    </a:prstGeom>
-                    <a:noFill/>
-                    <a:ln>
-                      <a:noFill/>
-                    </a:ln>
                   </pic:spPr>
                 </pic:pic>
               </a:graphicData>
@@ -243,9 +186,14 @@
 </file>
 
 <file path=word/endnotes.xml><?xml version="1.0" encoding="utf-8"?>
-<w:endnotes xmlns:wpc="http://schemas.microsoft.com/office/word/2010/wordprocessingCanvas" xmlns:cx="http://schemas.microsoft.com/office/drawing/2014/chartex" xmlns:cx1="http://schemas.microsoft.com/office/drawing/2015/9/8/chartex" xmlns:cx2="http://schemas.microsoft.com/office/drawing/2015/10/21/chartex" xmlns:cx3="http://schemas.microsoft.com/office/drawing/2016/5/9/chartex" xmlns:cx4="http://schemas.microsoft.com/office/drawing/2016/5/10/chartex" xmlns:cx5="http://schemas.microsoft.com/office/drawing/2016/5/11/chartex" xmlns:cx6="http://schemas.microsoft.com/office/drawing/2016/5/12/chartex" xmlns:cx7="http://schemas.microsoft.com/office/drawing/2016/5/13/chartex" xmlns:cx8="http://schemas.microsoft.com/office/drawing/2016/5/14/chartex" xmlns:mc="http://schemas.openxmlformats.org/markup-compatibility/2006" xmlns:aink="http://schemas.microsoft.com/office/drawing/2016/ink" xmlns:am3d="http://schemas.microsoft.com/office/drawing/2017/model3d" xmlns:o="urn:schemas-microsoft-com:office:office" xmlns:oel="http://schemas.microsoft.com/office/2019/extlst" xmlns:r="http://schemas.openxmlformats.org/officeDocument/2006/relationships" xmlns:m="http://schemas.openxmlformats.org/officeDocument/2006/math" xmlns:v="urn:schemas-microsoft-com:vml" xmlns:wp14="http://schemas.microsoft.com/office/word/2010/wordprocessingDrawing" xmlns:wp="http://schemas.openxmlformats.org/drawingml/2006/wordprocessingDrawing" xmlns:w10="urn:schemas-microsoft-com:office:word" xmlns:w="http://schemas.openxmlformats.org/wordprocessingml/2006/main" xmlns:w14="http://schemas.microsoft.com/office/word/2010/wordml" xmlns:w15="http://schemas.microsoft.com/office/word/2012/wordml" xmlns:w16cex="http://schemas.microsoft.com/office/word/2018/wordml/cex" xmlns:w16cid="http://schemas.microsoft.com/office/word/2016/wordml/cid" xmlns:w16="http://schemas.microsoft.com/office/word/2018/wordml" xmlns:w16du="http://schemas.microsoft.com/office/word/2023/wordml/word16du" xmlns:w16sdtdh="http://schemas.microsoft.com/office/word/2020/wordml/sdtdatahash" xmlns:w16se="http://schemas.microsoft.com/office/word/2015/wordml/symex" xmlns:wpg="http://schemas.microsoft.com/office/word/2010/wordprocessingGroup" xmlns:wpi="http://schemas.microsoft.com/office/word/2010/wordprocessingInk" xmlns:wne="http://schemas.microsoft.com/office/word/2006/wordml" xmlns:wps="http://schemas.microsoft.com/office/word/2010/wordprocessingShape" mc:Ignorable="w14 w15 w16se w16cid w16 w16cex w16sdtdh w16du wp14">
+<w:endnotes xmlns:wpc="http://schemas.microsoft.com/office/word/2010/wordprocessingCanvas" xmlns:cx="http://schemas.microsoft.com/office/drawing/2014/chartex" xmlns:cx1="http://schemas.microsoft.com/office/drawing/2015/9/8/chartex" xmlns:cx2="http://schemas.microsoft.com/office/drawing/2015/10/21/chartex" xmlns:cx3="http://schemas.microsoft.com/office/drawing/2016/5/9/chartex" xmlns:cx4="http://schemas.microsoft.com/office/drawing/2016/5/10/chartex" xmlns:cx5="http://schemas.microsoft.com/office/drawing/2016/5/11/chartex" xmlns:cx6="http://schemas.microsoft.com/office/drawing/2016/5/12/chartex" xmlns:cx7="http://schemas.microsoft.com/office/drawing/2016/5/13/chartex" xmlns:cx8="http://schemas.microsoft.com/office/drawing/2016/5/14/chartex" xmlns:mc="http://schemas.openxmlformats.org/markup-compatibility/2006" xmlns:aink="http://schemas.microsoft.com/office/drawing/2016/ink" xmlns:am3d="http://schemas.microsoft.com/office/drawing/2017/model3d" xmlns:o="urn:schemas-microsoft-com:office:office" xmlns:oel="http://schemas.microsoft.com/office/2019/extlst" xmlns:r="http://schemas.openxmlformats.org/officeDocument/2006/relationships" xmlns:m="http://schemas.openxmlformats.org/officeDocument/2006/math" xmlns:v="urn:schemas-microsoft-com:vml" xmlns:wp14="http://schemas.microsoft.com/office/word/2010/wordprocessingDrawing" xmlns:wp="http://schemas.openxmlformats.org/drawingml/2006/wordprocessingDrawing" xmlns:w10="urn:schemas-microsoft-com:office:word" xmlns:w="http://schemas.openxmlformats.org/wordprocessingml/2006/main" xmlns:w14="http://schemas.microsoft.com/office/word/2010/wordml" xmlns:w15="http://schemas.microsoft.com/office/word/2012/wordml" xmlns:w16cex="http://schemas.microsoft.com/office/word/2018/wordml/cex" xmlns:w16cid="http://schemas.microsoft.com/office/word/2016/wordml/cid" xmlns:w16="http://schemas.microsoft.com/office/word/2018/wordml" xmlns:w16du="http://schemas.microsoft.com/office/word/2023/wordml/word16du" xmlns:w16sdtdh="http://schemas.microsoft.com/office/word/2020/wordml/sdtdatahash" xmlns:w16sdtfl="http://schemas.microsoft.com/office/word/2024/wordml/sdtformatlock" xmlns:w16se="http://schemas.microsoft.com/office/word/2015/wordml/symex" xmlns:wpg="http://schemas.microsoft.com/office/word/2010/wordprocessingGroup" xmlns:wpi="http://schemas.microsoft.com/office/word/2010/wordprocessingInk" xmlns:wne="http://schemas.microsoft.com/office/word/2006/wordml" xmlns:wps="http://schemas.microsoft.com/office/word/2010/wordprocessingShape" mc:Ignorable="w14 w15 w16se w16cid w16 w16cex w16sdtdh w16sdtfl w16du wp14">
   <w:endnote w:type="separator" w:id="-1">
     <w:p>
+      <w:pPr>
+        <w:rPr>
+          <w:rFonts w:hint="eastAsia"/>
+        </w:rPr>
+      </w:pPr>
       <w:r>
         <w:separator/>
       </w:r>
@@ -253,6 +201,11 @@
   </w:endnote>
   <w:endnote w:type="continuationSeparator" w:id="0">
     <w:p>
+      <w:pPr>
+        <w:rPr>
+          <w:rFonts w:hint="eastAsia"/>
+        </w:rPr>
+      </w:pPr>
       <w:r>
         <w:continuationSeparator/>
       </w:r>
@@ -262,9 +215,14 @@
 </file>
 
 <file path=word/footnotes.xml><?xml version="1.0" encoding="utf-8"?>
-<w:footnotes xmlns:wpc="http://schemas.microsoft.com/office/word/2010/wordprocessingCanvas" xmlns:cx="http://schemas.microsoft.com/office/drawing/2014/chartex" xmlns:cx1="http://schemas.microsoft.com/office/drawing/2015/9/8/chartex" xmlns:cx2="http://schemas.microsoft.com/office/drawing/2015/10/21/chartex" xmlns:cx3="http://schemas.microsoft.com/office/drawing/2016/5/9/chartex" xmlns:cx4="http://schemas.microsoft.com/office/drawing/2016/5/10/chartex" xmlns:cx5="http://schemas.microsoft.com/office/drawing/2016/5/11/chartex" xmlns:cx6="http://schemas.microsoft.com/office/drawing/2016/5/12/chartex" xmlns:cx7="http://schemas.microsoft.com/office/drawing/2016/5/13/chartex" xmlns:cx8="http://schemas.microsoft.com/office/drawing/2016/5/14/chartex" xmlns:mc="http://schemas.openxmlformats.org/markup-compatibility/2006" xmlns:aink="http://schemas.microsoft.com/office/drawing/2016/ink" xmlns:am3d="http://schemas.microsoft.com/office/drawing/2017/model3d" xmlns:o="urn:schemas-microsoft-com:office:office" xmlns:oel="http://schemas.microsoft.com/office/2019/extlst" xmlns:r="http://schemas.openxmlformats.org/officeDocument/2006/relationships" xmlns:m="http://schemas.openxmlformats.org/officeDocument/2006/math" xmlns:v="urn:schemas-microsoft-com:vml" xmlns:wp14="http://schemas.microsoft.com/office/word/2010/wordprocessingDrawing" xmlns:wp="http://schemas.openxmlformats.org/drawingml/2006/wordprocessingDrawing" xmlns:w10="urn:schemas-microsoft-com:office:word" xmlns:w="http://schemas.openxmlformats.org/wordprocessingml/2006/main" xmlns:w14="http://schemas.microsoft.com/office/word/2010/wordml" xmlns:w15="http://schemas.microsoft.com/office/word/2012/wordml" xmlns:w16cex="http://schemas.microsoft.com/office/word/2018/wordml/cex" xmlns:w16cid="http://schemas.microsoft.com/office/word/2016/wordml/cid" xmlns:w16="http://schemas.microsoft.com/office/word/2018/wordml" xmlns:w16du="http://schemas.microsoft.com/office/word/2023/wordml/word16du" xmlns:w16sdtdh="http://schemas.microsoft.com/office/word/2020/wordml/sdtdatahash" xmlns:w16se="http://schemas.microsoft.com/office/word/2015/wordml/symex" xmlns:wpg="http://schemas.microsoft.com/office/word/2010/wordprocessingGroup" xmlns:wpi="http://schemas.microsoft.com/office/word/2010/wordprocessingInk" xmlns:wne="http://schemas.microsoft.com/office/word/2006/wordml" xmlns:wps="http://schemas.microsoft.com/office/word/2010/wordprocessingShape" mc:Ignorable="w14 w15 w16se w16cid w16 w16cex w16sdtdh w16du wp14">
+<w:footnotes xmlns:wpc="http://schemas.microsoft.com/office/word/2010/wordprocessingCanvas" xmlns:cx="http://schemas.microsoft.com/office/drawing/2014/chartex" xmlns:cx1="http://schemas.microsoft.com/office/drawing/2015/9/8/chartex" xmlns:cx2="http://schemas.microsoft.com/office/drawing/2015/10/21/chartex" xmlns:cx3="http://schemas.microsoft.com/office/drawing/2016/5/9/chartex" xmlns:cx4="http://schemas.microsoft.com/office/drawing/2016/5/10/chartex" xmlns:cx5="http://schemas.microsoft.com/office/drawing/2016/5/11/chartex" xmlns:cx6="http://schemas.microsoft.com/office/drawing/2016/5/12/chartex" xmlns:cx7="http://schemas.microsoft.com/office/drawing/2016/5/13/chartex" xmlns:cx8="http://schemas.microsoft.com/office/drawing/2016/5/14/chartex" xmlns:mc="http://schemas.openxmlformats.org/markup-compatibility/2006" xmlns:aink="http://schemas.microsoft.com/office/drawing/2016/ink" xmlns:am3d="http://schemas.microsoft.com/office/drawing/2017/model3d" xmlns:o="urn:schemas-microsoft-com:office:office" xmlns:oel="http://schemas.microsoft.com/office/2019/extlst" xmlns:r="http://schemas.openxmlformats.org/officeDocument/2006/relationships" xmlns:m="http://schemas.openxmlformats.org/officeDocument/2006/math" xmlns:v="urn:schemas-microsoft-com:vml" xmlns:wp14="http://schemas.microsoft.com/office/word/2010/wordprocessingDrawing" xmlns:wp="http://schemas.openxmlformats.org/drawingml/2006/wordprocessingDrawing" xmlns:w10="urn:schemas-microsoft-com:office:word" xmlns:w="http://schemas.openxmlformats.org/wordprocessingml/2006/main" xmlns:w14="http://schemas.microsoft.com/office/word/2010/wordml" xmlns:w15="http://schemas.microsoft.com/office/word/2012/wordml" xmlns:w16cex="http://schemas.microsoft.com/office/word/2018/wordml/cex" xmlns:w16cid="http://schemas.microsoft.com/office/word/2016/wordml/cid" xmlns:w16="http://schemas.microsoft.com/office/word/2018/wordml" xmlns:w16du="http://schemas.microsoft.com/office/word/2023/wordml/word16du" xmlns:w16sdtdh="http://schemas.microsoft.com/office/word/2020/wordml/sdtdatahash" xmlns:w16sdtfl="http://schemas.microsoft.com/office/word/2024/wordml/sdtformatlock" xmlns:w16se="http://schemas.microsoft.com/office/word/2015/wordml/symex" xmlns:wpg="http://schemas.microsoft.com/office/word/2010/wordprocessingGroup" xmlns:wpi="http://schemas.microsoft.com/office/word/2010/wordprocessingInk" xmlns:wne="http://schemas.microsoft.com/office/word/2006/wordml" xmlns:wps="http://schemas.microsoft.com/office/word/2010/wordprocessingShape" mc:Ignorable="w14 w15 w16se w16cid w16 w16cex w16sdtdh w16sdtfl w16du wp14">
   <w:footnote w:type="separator" w:id="-1">
     <w:p>
+      <w:pPr>
+        <w:rPr>
+          <w:rFonts w:hint="eastAsia"/>
+        </w:rPr>
+      </w:pPr>
       <w:r>
         <w:separator/>
       </w:r>
@@ -272,6 +230,11 @@
   </w:footnote>
   <w:footnote w:type="continuationSeparator" w:id="0">
     <w:p>
+      <w:pPr>
+        <w:rPr>
+          <w:rFonts w:hint="eastAsia"/>
+        </w:rPr>
+      </w:pPr>
       <w:r>
         <w:continuationSeparator/>
       </w:r>
@@ -281,7 +244,7 @@
 </file>
 
 <file path=word/styles.xml><?xml version="1.0" encoding="utf-8"?>
-<w:styles xmlns:mc="http://schemas.openxmlformats.org/markup-compatibility/2006" xmlns:r="http://schemas.openxmlformats.org/officeDocument/2006/relationships" xmlns:w="http://schemas.openxmlformats.org/wordprocessingml/2006/main" xmlns:w14="http://schemas.microsoft.com/office/word/2010/wordml" xmlns:w15="http://schemas.microsoft.com/office/word/2012/wordml" xmlns:w16cex="http://schemas.microsoft.com/office/word/2018/wordml/cex" xmlns:w16cid="http://schemas.microsoft.com/office/word/2016/wordml/cid" xmlns:w16="http://schemas.microsoft.com/office/word/2018/wordml" xmlns:w16du="http://schemas.microsoft.com/office/word/2023/wordml/word16du" xmlns:w16sdtdh="http://schemas.microsoft.com/office/word/2020/wordml/sdtdatahash" xmlns:w16se="http://schemas.microsoft.com/office/word/2015/wordml/symex" mc:Ignorable="w14 w15 w16se w16cid w16 w16cex w16sdtdh w16du">
+<w:styles xmlns:mc="http://schemas.openxmlformats.org/markup-compatibility/2006" xmlns:r="http://schemas.openxmlformats.org/officeDocument/2006/relationships" xmlns:w="http://schemas.openxmlformats.org/wordprocessingml/2006/main" xmlns:w14="http://schemas.microsoft.com/office/word/2010/wordml" xmlns:w15="http://schemas.microsoft.com/office/word/2012/wordml" xmlns:w16cex="http://schemas.microsoft.com/office/word/2018/wordml/cex" xmlns:w16cid="http://schemas.microsoft.com/office/word/2016/wordml/cid" xmlns:w16="http://schemas.microsoft.com/office/word/2018/wordml" xmlns:w16du="http://schemas.microsoft.com/office/word/2023/wordml/word16du" xmlns:w16sdtdh="http://schemas.microsoft.com/office/word/2020/wordml/sdtdatahash" xmlns:w16sdtfl="http://schemas.microsoft.com/office/word/2024/wordml/sdtformatlock" xmlns:w16se="http://schemas.microsoft.com/office/word/2015/wordml/symex" mc:Ignorable="w14 w15 w16se w16cid w16 w16cex w16sdtdh w16sdtfl w16du">
   <w:docDefaults>
     <w:rPrDefault>
       <w:rPr>
